--- a/DOCX/Báo cáo đề tài Lập Trình Mạng.docx
+++ b/DOCX/Báo cáo đề tài Lập Trình Mạng.docx
@@ -1273,6 +1273,7 @@
               <w:tab w:val="left" w:pos="720"/>
               <w:tab w:val="right" w:leader="dot" w:pos="9016"/>
             </w:tabs>
+            <w:ind w:left="0"/>
             <w:rPr>
               <w:rFonts w:asciiTheme="minorHAnsi" w:hAnsiTheme="minorHAnsi"/>
               <w:noProof/>
@@ -1351,6 +1352,7 @@
               <w:tab w:val="left" w:pos="720"/>
               <w:tab w:val="right" w:leader="dot" w:pos="9016"/>
             </w:tabs>
+            <w:ind w:left="0"/>
             <w:rPr>
               <w:rFonts w:asciiTheme="minorHAnsi" w:hAnsiTheme="minorHAnsi"/>
               <w:noProof/>
@@ -1505,6 +1507,7 @@
             <w:tabs>
               <w:tab w:val="right" w:leader="dot" w:pos="9016"/>
             </w:tabs>
+            <w:ind w:left="0"/>
             <w:rPr>
               <w:rFonts w:asciiTheme="minorHAnsi" w:hAnsiTheme="minorHAnsi"/>
               <w:noProof/>
@@ -1593,6 +1596,7 @@
             <w:tabs>
               <w:tab w:val="right" w:leader="dot" w:pos="9016"/>
             </w:tabs>
+            <w:ind w:left="0"/>
             <w:rPr>
               <w:rFonts w:asciiTheme="minorHAnsi" w:hAnsiTheme="minorHAnsi"/>
               <w:noProof/>
@@ -1681,6 +1685,7 @@
             <w:tabs>
               <w:tab w:val="right" w:leader="dot" w:pos="9016"/>
             </w:tabs>
+            <w:ind w:left="0"/>
             <w:rPr>
               <w:rFonts w:asciiTheme="minorHAnsi" w:hAnsiTheme="minorHAnsi"/>
               <w:noProof/>
@@ -1758,6 +1763,7 @@
             <w:tabs>
               <w:tab w:val="right" w:leader="dot" w:pos="9016"/>
             </w:tabs>
+            <w:ind w:left="0"/>
             <w:rPr>
               <w:rFonts w:asciiTheme="minorHAnsi" w:hAnsiTheme="minorHAnsi"/>
               <w:noProof/>
@@ -1836,6 +1842,7 @@
             <w:tabs>
               <w:tab w:val="right" w:leader="dot" w:pos="9016"/>
             </w:tabs>
+            <w:ind w:left="0"/>
             <w:rPr>
               <w:rFonts w:asciiTheme="minorHAnsi" w:hAnsiTheme="minorHAnsi"/>
               <w:noProof/>
@@ -2001,6 +2008,7 @@
             <w:tabs>
               <w:tab w:val="right" w:leader="dot" w:pos="9016"/>
             </w:tabs>
+            <w:ind w:left="0"/>
             <w:rPr>
               <w:rFonts w:asciiTheme="minorHAnsi" w:hAnsiTheme="minorHAnsi"/>
               <w:noProof/>
@@ -2099,6 +2107,7 @@
             <w:tabs>
               <w:tab w:val="right" w:leader="dot" w:pos="9016"/>
             </w:tabs>
+            <w:ind w:left="0"/>
             <w:rPr>
               <w:rFonts w:asciiTheme="minorHAnsi" w:hAnsiTheme="minorHAnsi"/>
               <w:noProof/>
@@ -2224,6 +2233,7 @@
             <w:tabs>
               <w:tab w:val="right" w:leader="dot" w:pos="9016"/>
             </w:tabs>
+            <w:ind w:left="0"/>
             <w:rPr>
               <w:rFonts w:asciiTheme="minorHAnsi" w:hAnsiTheme="minorHAnsi"/>
               <w:noProof/>
@@ -2349,6 +2359,7 @@
             <w:tabs>
               <w:tab w:val="right" w:leader="dot" w:pos="9016"/>
             </w:tabs>
+            <w:ind w:left="0"/>
             <w:rPr>
               <w:rFonts w:asciiTheme="minorHAnsi" w:hAnsiTheme="minorHAnsi"/>
               <w:noProof/>
@@ -2447,6 +2458,7 @@
             <w:tabs>
               <w:tab w:val="right" w:leader="dot" w:pos="9016"/>
             </w:tabs>
+            <w:ind w:left="0"/>
             <w:rPr>
               <w:rFonts w:asciiTheme="minorHAnsi" w:hAnsiTheme="minorHAnsi"/>
               <w:noProof/>
@@ -2545,6 +2557,7 @@
             <w:tabs>
               <w:tab w:val="right" w:leader="dot" w:pos="9016"/>
             </w:tabs>
+            <w:ind w:left="0"/>
             <w:rPr>
               <w:rFonts w:asciiTheme="minorHAnsi" w:hAnsiTheme="minorHAnsi"/>
               <w:noProof/>
@@ -2643,6 +2656,7 @@
             <w:tabs>
               <w:tab w:val="right" w:leader="dot" w:pos="9016"/>
             </w:tabs>
+            <w:ind w:left="0"/>
             <w:rPr>
               <w:rFonts w:asciiTheme="minorHAnsi" w:hAnsiTheme="minorHAnsi"/>
               <w:noProof/>
@@ -2819,6 +2833,7 @@
             <w:tabs>
               <w:tab w:val="right" w:leader="dot" w:pos="9016"/>
             </w:tabs>
+            <w:ind w:left="0"/>
             <w:rPr>
               <w:rFonts w:asciiTheme="minorHAnsi" w:hAnsiTheme="minorHAnsi"/>
               <w:noProof/>
@@ -2907,6 +2922,7 @@
             <w:tabs>
               <w:tab w:val="right" w:leader="dot" w:pos="9016"/>
             </w:tabs>
+            <w:ind w:left="0"/>
             <w:rPr>
               <w:rFonts w:asciiTheme="minorHAnsi" w:hAnsiTheme="minorHAnsi"/>
               <w:noProof/>
@@ -3062,6 +3078,7 @@
             <w:tabs>
               <w:tab w:val="right" w:leader="dot" w:pos="9016"/>
             </w:tabs>
+            <w:ind w:left="0"/>
             <w:rPr>
               <w:rFonts w:asciiTheme="minorHAnsi" w:hAnsiTheme="minorHAnsi"/>
               <w:noProof/>
@@ -3139,6 +3156,7 @@
             <w:tabs>
               <w:tab w:val="right" w:leader="dot" w:pos="9016"/>
             </w:tabs>
+            <w:ind w:left="0"/>
             <w:rPr>
               <w:rFonts w:asciiTheme="minorHAnsi" w:hAnsiTheme="minorHAnsi"/>
               <w:noProof/>
@@ -3216,6 +3234,7 @@
             <w:tabs>
               <w:tab w:val="right" w:leader="dot" w:pos="9016"/>
             </w:tabs>
+            <w:ind w:left="0"/>
             <w:rPr>
               <w:rFonts w:asciiTheme="minorHAnsi" w:hAnsiTheme="minorHAnsi"/>
               <w:noProof/>
@@ -3399,6 +3418,29 @@
           <w:szCs w:val="28"/>
           <w:lang w:val="vi-VN"/>
         </w:rPr>
+        <w:lastRenderedPageBreak/>
+        <w:br/>
+      </w:r>
+      <w:r>
+        <w:rPr>
+          <w:rFonts w:cs="Times New Roman"/>
+          <w:b/>
+          <w:bCs/>
+          <w:sz w:val="28"/>
+          <w:szCs w:val="28"/>
+          <w:lang w:val="vi-VN"/>
+        </w:rPr>
+        <w:br/>
+      </w:r>
+      <w:r>
+        <w:rPr>
+          <w:rFonts w:cs="Times New Roman"/>
+          <w:b/>
+          <w:bCs/>
+          <w:sz w:val="28"/>
+          <w:szCs w:val="28"/>
+          <w:lang w:val="vi-VN"/>
+        </w:rPr>
         <w:t>MỤC LỤC HÌNH ẢNH</w:t>
       </w:r>
     </w:p>
@@ -3414,6 +3456,7 @@
           <w:kern w:val="2"/>
           <w:sz w:val="24"/>
           <w:szCs w:val="24"/>
+          <w:lang w:val="vi-VN" w:eastAsia="vi-VN"/>
           <w14:ligatures w14:val="standardContextual"/>
         </w:rPr>
       </w:pPr>
@@ -3450,6 +3493,153 @@
         </w:rPr>
         <w:fldChar w:fldCharType="separate"/>
       </w:r>
+      <w:hyperlink w:anchor="_Toc227072535" w:history="1">
+        <w:r>
+          <w:rPr>
+            <w:rStyle w:val="Siuktni"/>
+            <w:noProof/>
+          </w:rPr>
+          <w:t>Hình 1</w:t>
+        </w:r>
+        <w:r>
+          <w:rPr>
+            <w:rStyle w:val="Siuktni"/>
+            <w:noProof/>
+            <w:lang w:val="vi-VN"/>
+          </w:rPr>
+          <w:t xml:space="preserve"> Cấu trúc gói tin</w:t>
+        </w:r>
+        <w:r>
+          <w:rPr>
+            <w:noProof/>
+            <w:webHidden/>
+          </w:rPr>
+          <w:tab/>
+        </w:r>
+        <w:r>
+          <w:rPr>
+            <w:noProof/>
+            <w:webHidden/>
+          </w:rPr>
+          <w:fldChar w:fldCharType="begin"/>
+        </w:r>
+        <w:r>
+          <w:rPr>
+            <w:noProof/>
+            <w:webHidden/>
+          </w:rPr>
+          <w:instrText xml:space="preserve"> PAGEREF _Toc227072535 \h </w:instrText>
+        </w:r>
+        <w:r>
+          <w:rPr>
+            <w:noProof/>
+            <w:webHidden/>
+          </w:rPr>
+        </w:r>
+        <w:r>
+          <w:rPr>
+            <w:noProof/>
+            <w:webHidden/>
+          </w:rPr>
+          <w:fldChar w:fldCharType="separate"/>
+        </w:r>
+        <w:r>
+          <w:rPr>
+            <w:noProof/>
+            <w:webHidden/>
+          </w:rPr>
+          <w:t>15</w:t>
+        </w:r>
+        <w:r>
+          <w:rPr>
+            <w:noProof/>
+            <w:webHidden/>
+          </w:rPr>
+          <w:fldChar w:fldCharType="end"/>
+        </w:r>
+      </w:hyperlink>
+    </w:p>
+    <w:p>
+      <w:pPr>
+        <w:pStyle w:val="Banghinhminhhoa"/>
+        <w:tabs>
+          <w:tab w:val="right" w:leader="dot" w:pos="9016"/>
+        </w:tabs>
+        <w:rPr>
+          <w:rFonts w:asciiTheme="minorHAnsi" w:hAnsiTheme="minorHAnsi"/>
+          <w:noProof/>
+          <w:kern w:val="2"/>
+          <w:sz w:val="24"/>
+          <w:szCs w:val="24"/>
+          <w:lang w:val="vi-VN" w:eastAsia="vi-VN"/>
+          <w14:ligatures w14:val="standardContextual"/>
+        </w:rPr>
+      </w:pPr>
+      <w:hyperlink w:anchor="_Toc227072536" w:history="1">
+        <w:r>
+          <w:rPr>
+            <w:rStyle w:val="Siuktni"/>
+            <w:noProof/>
+          </w:rPr>
+          <w:t>Hình 2</w:t>
+        </w:r>
+        <w:r>
+          <w:rPr>
+            <w:rStyle w:val="Siuktni"/>
+            <w:noProof/>
+            <w:lang w:val="vi-VN"/>
+          </w:rPr>
+          <w:t xml:space="preserve"> hàm bắt lỗi đăng nhập).</w:t>
+        </w:r>
+        <w:r>
+          <w:rPr>
+            <w:noProof/>
+            <w:webHidden/>
+          </w:rPr>
+          <w:tab/>
+        </w:r>
+        <w:r>
+          <w:rPr>
+            <w:noProof/>
+            <w:webHidden/>
+          </w:rPr>
+          <w:fldChar w:fldCharType="begin"/>
+        </w:r>
+        <w:r>
+          <w:rPr>
+            <w:noProof/>
+            <w:webHidden/>
+          </w:rPr>
+          <w:instrText xml:space="preserve"> PAGEREF _Toc227072536 \h </w:instrText>
+        </w:r>
+        <w:r>
+          <w:rPr>
+            <w:noProof/>
+            <w:webHidden/>
+          </w:rPr>
+        </w:r>
+        <w:r>
+          <w:rPr>
+            <w:noProof/>
+            <w:webHidden/>
+          </w:rPr>
+          <w:fldChar w:fldCharType="separate"/>
+        </w:r>
+        <w:r>
+          <w:rPr>
+            <w:noProof/>
+            <w:webHidden/>
+          </w:rPr>
+          <w:t>16</w:t>
+        </w:r>
+        <w:r>
+          <w:rPr>
+            <w:noProof/>
+            <w:webHidden/>
+          </w:rPr>
+          <w:fldChar w:fldCharType="end"/>
+        </w:r>
+      </w:hyperlink>
     </w:p>
     <w:p>
       <w:pPr>
@@ -3474,7 +3664,6 @@
           <w:szCs w:val="28"/>
           <w:lang w:val="vi-VN"/>
         </w:rPr>
-        <w:lastRenderedPageBreak/>
         <w:fldChar w:fldCharType="end"/>
       </w:r>
     </w:p>
@@ -3860,6 +4049,7 @@
           <w:sz w:val="28"/>
           <w:szCs w:val="28"/>
         </w:rPr>
+        <w:lastRenderedPageBreak/>
         <w:t>Lý do chọn đề tài</w:t>
       </w:r>
       <w:bookmarkEnd w:id="1"/>
@@ -3884,16 +4074,7 @@
           <w:sz w:val="28"/>
           <w:szCs w:val="28"/>
         </w:rPr>
-        <w:t xml:space="preserve">Đề tài “Lập trình ứng dụng chat (GUI) via TCP” được lựa chọn vì có tính thực tiễn cao và gắn liền với các ứng dụng giao tiếp phổ biến hiện nay như Zalo hay Messenger. Thông qua việc xây dựng một ứng dụng chat đơn giản, người học có thể hiểu rõ hơn về cách thức các hệ thống trao đổi dữ liệu trong thực </w:t>
-      </w:r>
-      <w:r>
-        <w:rPr>
-          <w:rFonts w:eastAsia="Times New Roman" w:cs="Times New Roman"/>
-          <w:sz w:val="28"/>
-          <w:szCs w:val="28"/>
-        </w:rPr>
-        <w:lastRenderedPageBreak/>
-        <w:t>tế. Bên cạnh đó, đề tài giúp củng cố kiến thức nền tảng về mạng máy tính, đặc biệt là giao thức TCP, mô hình client–server và lập trình socket. Đây là những kiến thức quan trọng trong lĩnh vực công nghệ thông tin. Ngoài ra, việc phát triển ứng dụng còn yêu cầu kết hợp nhiều kỹ năng lập trình khác nhau, từ xử lý kết nối, quản lý nhiều người dùng đến thiết kế giao diện đồ họa (GUI) thân thiện. Điều này giúp nâng cao tư duy logic, khả năng giải quyết vấn đề và kỹ năng xây dựng phần mềm hoàn chỉnh. Cuối cùng, đề tài có khả năng mở rộng cao, có thể phát triển thêm các chức năng như gửi file, chat nhóm hoặc mã hóa dữ liệu, từ đó tạo nền tảng cho các dự án phức tạp hơn trong tương lai.</w:t>
+        <w:t>Đề tài “Lập trình ứng dụng chat (GUI) via TCP” được lựa chọn vì có tính thực tiễn cao và gắn liền với các ứng dụng giao tiếp phổ biến hiện nay như Zalo hay Messenger. Thông qua việc xây dựng một ứng dụng chat đơn giản, người học có thể hiểu rõ hơn về cách thức các hệ thống trao đổi dữ liệu trong thực tế. Bên cạnh đó, đề tài giúp củng cố kiến thức nền tảng về mạng máy tính, đặc biệt là giao thức TCP, mô hình client–server và lập trình socket. Đây là những kiến thức quan trọng trong lĩnh vực công nghệ thông tin. Ngoài ra, việc phát triển ứng dụng còn yêu cầu kết hợp nhiều kỹ năng lập trình khác nhau, từ xử lý kết nối, quản lý nhiều người dùng đến thiết kế giao diện đồ họa (GUI) thân thiện. Điều này giúp nâng cao tư duy logic, khả năng giải quyết vấn đề và kỹ năng xây dựng phần mềm hoàn chỉnh. Cuối cùng, đề tài có khả năng mở rộng cao, có thể phát triển thêm các chức năng như gửi file, chat nhóm hoặc mã hóa dữ liệu, từ đó tạo nền tảng cho các dự án phức tạp hơn trong tương lai.</w:t>
       </w:r>
     </w:p>
     <w:p>
@@ -3964,7 +4145,16 @@
           <w:sz w:val="28"/>
           <w:szCs w:val="28"/>
         </w:rPr>
-        <w:t>Ngoài mục tiêu về mặt kỹ thuật, đề tài còn giúp rèn luyện kỹ năng lập trình tổng hợp, bao gồm xử lý đa luồng để phục vụ nhiều người dùng cùng lúc, quản lý lỗi và đảm bảo hệ thống hoạt động ổn định. Đồng thời, người thực hiện cũng có cơ hội nâng cao tư duy thiết kế phần mềm và khả năng giải quyết vấn đề trong quá trình xây dựng ứng dụng. Cuối cùng, đề tài tạo nền tảng để phát triển các tính năng nâng cao như chat nhóm, gửi file hoặc bảo mật dữ liệu, góp phần hoàn thiện một ứng dụng thực tế hơn</w:t>
+        <w:t xml:space="preserve">Ngoài mục tiêu về mặt kỹ thuật, đề tài còn giúp rèn luyện kỹ năng lập trình tổng hợp, bao gồm xử lý đa luồng để phục vụ nhiều người dùng cùng lúc, quản lý lỗi và đảm bảo hệ thống hoạt động ổn định. Đồng thời, người thực hiện cũng có cơ hội nâng cao tư duy thiết kế phần mềm và khả năng giải quyết vấn đề trong quá trình xây dựng ứng dụng. Cuối cùng, đề tài tạo nền tảng để phát </w:t>
+      </w:r>
+      <w:r>
+        <w:rPr>
+          <w:rFonts w:cs="Times New Roman"/>
+          <w:sz w:val="28"/>
+          <w:szCs w:val="28"/>
+        </w:rPr>
+        <w:lastRenderedPageBreak/>
+        <w:t>triển các tính năng nâng cao như chat nhóm, gửi file hoặc bảo mật dữ liệu, góp phần hoàn thiện một ứng dụng thực tế hơn</w:t>
       </w:r>
     </w:p>
     <w:p>
@@ -4008,7 +4198,6 @@
           <w:sz w:val="28"/>
           <w:szCs w:val="28"/>
         </w:rPr>
-        <w:lastRenderedPageBreak/>
         <w:t>CHƯƠNG 2 CƠ SỞ LÝ THUYẾT</w:t>
       </w:r>
       <w:bookmarkEnd w:id="3"/>
@@ -4282,6 +4471,7 @@
           <w:sz w:val="28"/>
           <w:szCs w:val="28"/>
         </w:rPr>
+        <w:lastRenderedPageBreak/>
         <w:t>Client là chương trình hoặc thiết bị đóng vai trò gửi yêu cầu đến server để sử dụng dịch vụ. Trong ứng dụng chat, client chính là phần mềm mà người dùng trực tiếp tương tác.</w:t>
       </w:r>
     </w:p>
@@ -4411,7 +4601,6 @@
           <w:szCs w:val="28"/>
           <w:lang w:val="vi-VN"/>
         </w:rPr>
-        <w:lastRenderedPageBreak/>
         <w:t>+</w:t>
       </w:r>
       <w:r>
@@ -5010,6 +5199,7 @@
           <w:szCs w:val="28"/>
           <w:lang w:val="vi-VN"/>
         </w:rPr>
+        <w:lastRenderedPageBreak/>
         <w:t>+</w:t>
       </w:r>
       <w:r>
@@ -5215,7 +5405,6 @@
           <w:szCs w:val="28"/>
           <w:lang w:val="vi-VN"/>
         </w:rPr>
-        <w:lastRenderedPageBreak/>
         <w:t>-</w:t>
       </w:r>
       <w:r>
@@ -5814,6 +6003,7 @@
           <w:sz w:val="28"/>
           <w:szCs w:val="28"/>
         </w:rPr>
+        <w:lastRenderedPageBreak/>
         <w:t>TCP (Transmission Control Protocol)</w:t>
       </w:r>
       <w:r>
@@ -5910,7 +6100,6 @@
           <w:sz w:val="28"/>
           <w:szCs w:val="28"/>
         </w:rPr>
-        <w:lastRenderedPageBreak/>
         <w:t xml:space="preserve">Trước khi truyền dữ liệu, TCP phải thiết lập kết nối giữa hai bên (client và server) thông qua quá trình </w:t>
       </w:r>
       <w:r>
@@ -6776,6 +6965,7 @@
                 <w:sz w:val="28"/>
                 <w:szCs w:val="28"/>
               </w:rPr>
+              <w:lastRenderedPageBreak/>
               <w:t xml:space="preserve">Ứng dụng </w:t>
             </w:r>
           </w:p>
@@ -6961,7 +7151,6 @@
           <w:szCs w:val="28"/>
           <w:lang w:val="vi-VN"/>
         </w:rPr>
-        <w:lastRenderedPageBreak/>
         <w:t>4. Giao diện GUI</w:t>
       </w:r>
       <w:bookmarkEnd w:id="7"/>
@@ -7341,6 +7530,7 @@
           <w:sz w:val="28"/>
           <w:szCs w:val="28"/>
         </w:rPr>
+        <w:lastRenderedPageBreak/>
         <w:t xml:space="preserve">Chứa tất cả các thành phần khác </w:t>
       </w:r>
     </w:p>
@@ -7529,7 +7719,6 @@
           <w:szCs w:val="28"/>
           <w:lang w:val="vi-VN"/>
         </w:rPr>
-        <w:lastRenderedPageBreak/>
         <w:t xml:space="preserve">5. </w:t>
       </w:r>
       <w:r>
@@ -7806,6 +7995,7 @@
             <w14:round/>
           </w14:textOutline>
         </w:rPr>
+        <w:lastRenderedPageBreak/>
         <w:t>1.2</w:t>
       </w:r>
       <w:r>
@@ -7942,7 +8132,6 @@
           <w:sz w:val="28"/>
           <w:szCs w:val="28"/>
         </w:rPr>
-        <w:lastRenderedPageBreak/>
         <w:t>2</w:t>
       </w:r>
       <w:r>
@@ -8335,6 +8524,7 @@
           <w:szCs w:val="28"/>
           <w:lang w:val="vi-VN"/>
         </w:rPr>
+        <w:lastRenderedPageBreak/>
         <w:t xml:space="preserve">- </w:t>
       </w:r>
       <w:r>
@@ -8422,7 +8612,6 @@
           <w:szCs w:val="28"/>
           <w:lang w:val="vi-VN"/>
         </w:rPr>
-        <w:lastRenderedPageBreak/>
         <w:t xml:space="preserve">- </w:t>
       </w:r>
       <w:r>
@@ -8850,6 +9039,7 @@
           <w:szCs w:val="28"/>
           <w:lang w:val="vi-VN"/>
         </w:rPr>
+        <w:lastRenderedPageBreak/>
         <w:t>Xử lý dữ liệu &amp; Đa luồng:</w:t>
       </w:r>
       <w:r>
@@ -8942,7 +9132,6 @@
           <w:szCs w:val="28"/>
           <w:lang w:val="vi-VN"/>
         </w:rPr>
-        <w:lastRenderedPageBreak/>
         <w:t>Phía Client:</w:t>
       </w:r>
       <w:r>
@@ -9087,6 +9276,7 @@
           <w:lang w:val="vi-VN"/>
         </w:rPr>
       </w:pPr>
+      <w:bookmarkStart w:id="20" w:name="_Toc227072535"/>
       <w:r>
         <w:t xml:space="preserve">Hình </w:t>
       </w:r>
@@ -9114,6 +9304,7 @@
         </w:rPr>
         <w:t xml:space="preserve"> Cấu trúc gói tin</w:t>
       </w:r>
+      <w:bookmarkEnd w:id="20"/>
     </w:p>
     <w:p>
       <w:pPr>
@@ -9168,6 +9359,7 @@
           <w:lang w:val="vi-VN"/>
         </w:rPr>
       </w:pPr>
+      <w:bookmarkStart w:id="21" w:name="_Toc227072536"/>
       <w:r>
         <w:t xml:space="preserve">Hình </w:t>
       </w:r>
@@ -9201,6 +9393,7 @@
         </w:rPr>
         <w:t xml:space="preserve"> bắt lỗi đăng nhập).</w:t>
       </w:r>
+      <w:bookmarkEnd w:id="21"/>
     </w:p>
     <w:p>
       <w:pPr>
@@ -9227,7 +9420,7 @@
           <w:szCs w:val="28"/>
         </w:rPr>
       </w:pPr>
-      <w:bookmarkStart w:id="20" w:name="_Toc227071218"/>
+      <w:bookmarkStart w:id="22" w:name="_Toc227071218"/>
       <w:r>
         <w:rPr>
           <w:rFonts w:ascii="Times New Roman" w:hAnsi="Times New Roman" w:cs="Times New Roman"/>
@@ -9238,7 +9431,7 @@
         </w:rPr>
         <w:t>CHƯƠNG 5. KIỂM THỬ VÀ ĐÁNH GIÁ</w:t>
       </w:r>
-      <w:bookmarkEnd w:id="20"/>
+      <w:bookmarkEnd w:id="22"/>
     </w:p>
     <w:p>
       <w:pPr>
@@ -9251,7 +9444,7 @@
           <w:szCs w:val="28"/>
         </w:rPr>
       </w:pPr>
-      <w:bookmarkStart w:id="21" w:name="_Toc227071219"/>
+      <w:bookmarkStart w:id="23" w:name="_Toc227071219"/>
       <w:r>
         <w:rPr>
           <w:rFonts w:ascii="Times New Roman" w:hAnsi="Times New Roman" w:cs="Times New Roman"/>
@@ -9262,7 +9455,7 @@
         </w:rPr>
         <w:t>1. Các trường hợp kiểm thử</w:t>
       </w:r>
-      <w:bookmarkEnd w:id="21"/>
+      <w:bookmarkEnd w:id="23"/>
     </w:p>
     <w:p>
       <w:pPr>
@@ -9546,7 +9739,7 @@
           <w:szCs w:val="28"/>
         </w:rPr>
       </w:pPr>
-      <w:bookmarkStart w:id="22" w:name="_Toc227071220"/>
+      <w:bookmarkStart w:id="24" w:name="_Toc227071220"/>
       <w:r>
         <w:rPr>
           <w:rFonts w:ascii="Times New Roman" w:hAnsi="Times New Roman" w:cs="Times New Roman"/>
@@ -9557,7 +9750,7 @@
         </w:rPr>
         <w:t>2. Kết quả kiểm thử</w:t>
       </w:r>
-      <w:bookmarkEnd w:id="22"/>
+      <w:bookmarkEnd w:id="24"/>
     </w:p>
     <w:p>
       <w:pPr>
@@ -10926,7 +11119,7 @@
           <w:szCs w:val="28"/>
         </w:rPr>
       </w:pPr>
-      <w:bookmarkStart w:id="23" w:name="_Toc227071221"/>
+      <w:bookmarkStart w:id="25" w:name="_Toc227071221"/>
       <w:r>
         <w:rPr>
           <w:rFonts w:ascii="Times New Roman" w:hAnsi="Times New Roman" w:cs="Times New Roman"/>
@@ -10937,7 +11130,7 @@
         </w:rPr>
         <w:t>3. Đánh giá hệ thống</w:t>
       </w:r>
-      <w:bookmarkEnd w:id="23"/>
+      <w:bookmarkEnd w:id="25"/>
     </w:p>
     <w:p>
       <w:pPr>
@@ -11297,7 +11490,7 @@
           <w:szCs w:val="28"/>
         </w:rPr>
       </w:pPr>
-      <w:bookmarkStart w:id="24" w:name="_Toc227071222"/>
+      <w:bookmarkStart w:id="26" w:name="_Toc227071222"/>
       <w:r>
         <w:rPr>
           <w:rFonts w:ascii="Times New Roman" w:hAnsi="Times New Roman" w:cs="Times New Roman"/>
@@ -11308,7 +11501,7 @@
         </w:rPr>
         <w:t>CHƯƠNG 6. KẾT LUẬN VÀ HƯỚNG PHÁT TRIỂN</w:t>
       </w:r>
-      <w:bookmarkEnd w:id="24"/>
+      <w:bookmarkEnd w:id="26"/>
     </w:p>
     <w:p>
       <w:pPr>

--- a/DOCX/Báo cáo đề tài Lập Trình Mạng.docx
+++ b/DOCX/Báo cáo đề tài Lập Trình Mạng.docx
@@ -22,7 +22,7 @@
         <mc:AlternateContent>
           <mc:Choice Requires="wpg">
             <w:drawing>
-              <wp:anchor distT="0" distB="0" distL="0" distR="0" simplePos="0" relativeHeight="251660288" behindDoc="1" locked="0" layoutInCell="1" allowOverlap="1" wp14:anchorId="7612D691" wp14:editId="4BBE6CF7">
+              <wp:anchor distT="0" distB="0" distL="0" distR="0" simplePos="0" relativeHeight="251660288" behindDoc="1" locked="0" layoutInCell="1" allowOverlap="1" wp14:anchorId="7612D691" wp14:editId="290B5F2E">
                 <wp:simplePos x="0" y="0"/>
                 <wp:positionH relativeFrom="column">
                   <wp:posOffset>53975</wp:posOffset>
@@ -465,7 +465,7 @@
           <w:sz w:val="38"/>
           <w:szCs w:val="38"/>
         </w:rPr>
-        <w:t>LẬP TRÌNH ỨNG DỤNG CHAT (GUI) VIA TCP CONFIMED</w:t>
+        <w:t xml:space="preserve">LẬP TRÌNH ỨNG DỤNG CHAT (GUI) VIA TCP </w:t>
       </w:r>
     </w:p>
     <w:tbl>
@@ -832,6 +832,7 @@
                 <w:rFonts w:eastAsia="Times New Roman" w:cs="Times New Roman"/>
                 <w:b/>
                 <w:bCs/>
+                <w:lang w:val="vi-VN"/>
               </w:rPr>
             </w:pPr>
             <w:r>
@@ -865,9 +866,21 @@
                 <w:rFonts w:eastAsia="Times New Roman" w:cs="Times New Roman"/>
                 <w:b/>
                 <w:bCs/>
-              </w:rPr>
-              <w:t>7480201390613</w:t>
-            </w:r>
+                <w:lang w:val="vi-VN"/>
+              </w:rPr>
+              <w:t>012012301306</w:t>
+            </w:r>
+          </w:p>
+          <w:p>
+            <w:pPr>
+              <w:spacing w:line="360" w:lineRule="auto"/>
+              <w:jc w:val="both"/>
+              <w:rPr>
+                <w:rFonts w:eastAsia="Times New Roman" w:cs="Times New Roman"/>
+                <w:b/>
+                <w:bCs/>
+              </w:rPr>
+            </w:pPr>
           </w:p>
         </w:tc>
         <w:tc>
@@ -4006,17 +4019,32 @@
           <w:bCs/>
           <w:sz w:val="28"/>
           <w:szCs w:val="28"/>
+          <w:lang w:val="vi-VN"/>
         </w:rPr>
       </w:pPr>
       <w:bookmarkStart w:id="0" w:name="_Toc227071198"/>
-      <w:r>
-        <w:rPr>
-          <w:rFonts w:cs="Times New Roman"/>
-          <w:b/>
-          <w:bCs/>
-          <w:sz w:val="28"/>
-          <w:szCs w:val="28"/>
-        </w:rPr>
+    </w:p>
+    <w:p>
+      <w:pPr>
+        <w:pStyle w:val="u1"/>
+        <w:jc w:val="center"/>
+        <w:rPr>
+          <w:rFonts w:ascii="Times New Roman" w:hAnsi="Times New Roman" w:cs="Times New Roman"/>
+          <w:b/>
+          <w:bCs/>
+          <w:sz w:val="28"/>
+          <w:szCs w:val="28"/>
+        </w:rPr>
+      </w:pPr>
+      <w:r>
+        <w:rPr>
+          <w:rFonts w:ascii="Times New Roman" w:hAnsi="Times New Roman" w:cs="Times New Roman"/>
+          <w:b/>
+          <w:bCs/>
+          <w:sz w:val="28"/>
+          <w:szCs w:val="28"/>
+        </w:rPr>
+        <w:lastRenderedPageBreak/>
         <w:t>CHƯƠNG 1 GIỚI THIỆU ĐỀ TÀI</w:t>
       </w:r>
       <w:bookmarkEnd w:id="0"/>
@@ -4049,7 +4077,6 @@
           <w:sz w:val="28"/>
           <w:szCs w:val="28"/>
         </w:rPr>
-        <w:lastRenderedPageBreak/>
         <w:t>Lý do chọn đề tài</w:t>
       </w:r>
       <w:bookmarkEnd w:id="1"/>
@@ -9230,6 +9257,7 @@
       </w:pPr>
       <w:r>
         <w:rPr>
+          <w:noProof/>
           <w:lang w:val="vi-VN"/>
         </w:rPr>
         <w:drawing>
@@ -9280,38 +9308,29 @@
       <w:r>
         <w:t xml:space="preserve">Hình </w:t>
       </w:r>
-      <w:r>
-        <w:fldChar w:fldCharType="begin"/>
-      </w:r>
-      <w:r>
-        <w:instrText xml:space="preserve"> SEQ Hình \* ARABIC </w:instrText>
-      </w:r>
-      <w:r>
-        <w:fldChar w:fldCharType="separate"/>
-      </w:r>
+      <w:fldSimple w:instr=" SEQ Hình \* ARABIC ">
+        <w:r>
+          <w:rPr>
+            <w:noProof/>
+          </w:rPr>
+          <w:t>1</w:t>
+        </w:r>
+      </w:fldSimple>
+      <w:r>
+        <w:rPr>
+          <w:lang w:val="vi-VN"/>
+        </w:rPr>
+        <w:t xml:space="preserve"> Cấu trúc gói tin</w:t>
+      </w:r>
+      <w:bookmarkEnd w:id="20"/>
+    </w:p>
+    <w:p>
+      <w:pPr>
+        <w:keepNext/>
+      </w:pPr>
       <w:r>
         <w:rPr>
           <w:noProof/>
-        </w:rPr>
-        <w:t>1</w:t>
-      </w:r>
-      <w:r>
-        <w:fldChar w:fldCharType="end"/>
-      </w:r>
-      <w:r>
-        <w:rPr>
-          <w:lang w:val="vi-VN"/>
-        </w:rPr>
-        <w:t xml:space="preserve"> Cấu trúc gói tin</w:t>
-      </w:r>
-      <w:bookmarkEnd w:id="20"/>
-    </w:p>
-    <w:p>
-      <w:pPr>
-        <w:keepNext/>
-      </w:pPr>
-      <w:r>
-        <w:rPr>
           <w:lang w:val="vi-VN"/>
         </w:rPr>
         <w:lastRenderedPageBreak/>
@@ -9363,24 +9382,14 @@
       <w:r>
         <w:t xml:space="preserve">Hình </w:t>
       </w:r>
-      <w:r>
-        <w:fldChar w:fldCharType="begin"/>
-      </w:r>
-      <w:r>
-        <w:instrText xml:space="preserve"> SEQ Hình \* ARABIC </w:instrText>
-      </w:r>
-      <w:r>
-        <w:fldChar w:fldCharType="separate"/>
-      </w:r>
-      <w:r>
-        <w:rPr>
-          <w:noProof/>
-        </w:rPr>
-        <w:t>2</w:t>
-      </w:r>
-      <w:r>
-        <w:fldChar w:fldCharType="end"/>
-      </w:r>
+      <w:fldSimple w:instr=" SEQ Hình \* ARABIC ">
+        <w:r>
+          <w:rPr>
+            <w:noProof/>
+          </w:rPr>
+          <w:t>2</w:t>
+        </w:r>
+      </w:fldSimple>
       <w:r>
         <w:rPr>
           <w:lang w:val="vi-VN"/>
@@ -18075,10 +18084,6 @@
 </file>
 
 <file path=customXml/item1.xml><?xml version="1.0" encoding="utf-8"?>
-<b:Sources xmlns:b="http://schemas.openxmlformats.org/officeDocument/2006/bibliography" xmlns="http://schemas.openxmlformats.org/officeDocument/2006/bibliography" SelectedStyle="\APASixthEditionOfficeOnline.xsl" StyleName="APA" Version="6"/>
-</file>
-
-<file path=customXml/item2.xml><?xml version="1.0" encoding="utf-8"?>
 <s:customData xmlns="http://www.wps.cn/officeDocument/2013/wpsCustomData" xmlns:s="http://www.wps.cn/officeDocument/2013/wpsCustomData">
   <customSectProps>
     <customSectPr/>
@@ -18089,18 +18094,22 @@
 </s:customData>
 </file>
 
+<file path=customXml/item2.xml><?xml version="1.0" encoding="utf-8"?>
+<b:Sources xmlns:b="http://schemas.openxmlformats.org/officeDocument/2006/bibliography" xmlns="http://schemas.openxmlformats.org/officeDocument/2006/bibliography" SelectedStyle="\APASixthEditionOfficeOnline.xsl" StyleName="APA" Version="6"/>
+</file>
+
 <file path=customXml/itemProps1.xml><?xml version="1.0" encoding="utf-8"?>
+<ds:datastoreItem xmlns:ds="http://schemas.openxmlformats.org/officeDocument/2006/customXml" ds:itemID="{B1977F7D-205B-4081-913C-38D41E755F92}">
+  <ds:schemaRefs>
+    <ds:schemaRef ds:uri="http://www.wps.cn/officeDocument/2013/wpsCustomData"/>
+  </ds:schemaRefs>
+</ds:datastoreItem>
+</file>
+
+<file path=customXml/itemProps2.xml><?xml version="1.0" encoding="utf-8"?>
 <ds:datastoreItem xmlns:ds="http://schemas.openxmlformats.org/officeDocument/2006/customXml" ds:itemID="{CDE5E590-A2BB-4F3A-8C20-9FFF9B519E04}">
   <ds:schemaRefs>
     <ds:schemaRef ds:uri="http://schemas.openxmlformats.org/officeDocument/2006/bibliography"/>
   </ds:schemaRefs>
 </ds:datastoreItem>
-</file>
-
-<file path=customXml/itemProps2.xml><?xml version="1.0" encoding="utf-8"?>
-<ds:datastoreItem xmlns:ds="http://schemas.openxmlformats.org/officeDocument/2006/customXml" ds:itemID="{B1977F7D-205B-4081-913C-38D41E755F92}">
-  <ds:schemaRefs>
-    <ds:schemaRef ds:uri="http://www.wps.cn/officeDocument/2013/wpsCustomData"/>
-  </ds:schemaRefs>
-</ds:datastoreItem>
 </file>
--- a/DOCX/Báo cáo đề tài Lập Trình Mạng.docx
+++ b/DOCX/Báo cáo đề tài Lập Trình Mạng.docx
@@ -3679,6 +3679,17 @@
         </w:rPr>
         <w:fldChar w:fldCharType="end"/>
       </w:r>
+      <w:r>
+        <w:rPr>
+          <w:rFonts w:cs="Times New Roman"/>
+          <w:b/>
+          <w:bCs/>
+          <w:sz w:val="28"/>
+          <w:szCs w:val="28"/>
+          <w:lang w:val="vi-VN"/>
+        </w:rPr>
+        <w:br/>
+      </w:r>
     </w:p>
     <w:p>
       <w:pPr>
@@ -4011,7 +4022,6 @@
     <w:p>
       <w:pPr>
         <w:spacing w:after="0" w:line="360" w:lineRule="auto"/>
-        <w:jc w:val="center"/>
         <w:outlineLvl w:val="0"/>
         <w:rPr>
           <w:rFonts w:cs="Times New Roman"/>
@@ -4023,6 +4033,682 @@
         </w:rPr>
       </w:pPr>
       <w:bookmarkStart w:id="0" w:name="_Toc227071198"/>
+      <w:r>
+        <w:rPr>
+          <w:rFonts w:cs="Times New Roman"/>
+          <w:b/>
+          <w:bCs/>
+          <w:sz w:val="28"/>
+          <w:szCs w:val="28"/>
+          <w:lang w:val="vi-VN"/>
+        </w:rPr>
+        <w:lastRenderedPageBreak/>
+        <w:t xml:space="preserve">Phân chia công việc </w:t>
+      </w:r>
+    </w:p>
+    <w:tbl>
+      <w:tblPr>
+        <w:tblStyle w:val="LiBang"/>
+        <w:tblW w:w="0" w:type="auto"/>
+        <w:tblLook w:val="04A0" w:firstRow="1" w:lastRow="0" w:firstColumn="1" w:lastColumn="0" w:noHBand="0" w:noVBand="1"/>
+      </w:tblPr>
+      <w:tblGrid>
+        <w:gridCol w:w="4508"/>
+        <w:gridCol w:w="4508"/>
+      </w:tblGrid>
+      <w:tr>
+        <w:tc>
+          <w:tcPr>
+            <w:tcW w:w="4508" w:type="dxa"/>
+          </w:tcPr>
+          <w:p>
+            <w:pPr>
+              <w:spacing w:after="0" w:line="240" w:lineRule="auto"/>
+              <w:jc w:val="center"/>
+              <w:rPr>
+                <w:rFonts w:ascii="Arial" w:eastAsia="Times New Roman" w:hAnsi="Arial" w:cs="Arial"/>
+                <w:color w:val="000000"/>
+                <w:sz w:val="30"/>
+                <w:szCs w:val="30"/>
+              </w:rPr>
+            </w:pPr>
+            <w:r>
+              <w:rPr>
+                <w:rFonts w:ascii="Arial" w:hAnsi="Arial" w:cs="Arial"/>
+                <w:color w:val="000000"/>
+                <w:sz w:val="30"/>
+                <w:szCs w:val="30"/>
+              </w:rPr>
+              <w:t>Thành viên</w:t>
+            </w:r>
+          </w:p>
+          <w:p>
+            <w:pPr>
+              <w:spacing w:after="0" w:line="360" w:lineRule="auto"/>
+              <w:outlineLvl w:val="0"/>
+              <w:rPr>
+                <w:rFonts w:cs="Times New Roman"/>
+                <w:b/>
+                <w:bCs/>
+                <w:sz w:val="28"/>
+                <w:szCs w:val="28"/>
+                <w:lang w:val="vi-VN"/>
+              </w:rPr>
+            </w:pPr>
+          </w:p>
+        </w:tc>
+        <w:tc>
+          <w:tcPr>
+            <w:tcW w:w="4508" w:type="dxa"/>
+          </w:tcPr>
+          <w:p>
+            <w:pPr>
+              <w:spacing w:after="0" w:line="240" w:lineRule="auto"/>
+              <w:jc w:val="center"/>
+              <w:rPr>
+                <w:rFonts w:ascii="Arial" w:eastAsia="Times New Roman" w:hAnsi="Arial" w:cs="Arial"/>
+                <w:color w:val="000000"/>
+                <w:sz w:val="30"/>
+                <w:szCs w:val="30"/>
+              </w:rPr>
+            </w:pPr>
+            <w:r>
+              <w:rPr>
+                <w:rFonts w:ascii="Arial" w:hAnsi="Arial" w:cs="Arial"/>
+                <w:color w:val="000000"/>
+                <w:sz w:val="30"/>
+                <w:szCs w:val="30"/>
+              </w:rPr>
+              <w:t>Nhiệm vụ</w:t>
+            </w:r>
+          </w:p>
+          <w:p>
+            <w:pPr>
+              <w:spacing w:after="0" w:line="360" w:lineRule="auto"/>
+              <w:outlineLvl w:val="0"/>
+              <w:rPr>
+                <w:rFonts w:cs="Times New Roman"/>
+                <w:b/>
+                <w:bCs/>
+                <w:sz w:val="28"/>
+                <w:szCs w:val="28"/>
+                <w:lang w:val="vi-VN"/>
+              </w:rPr>
+            </w:pPr>
+          </w:p>
+        </w:tc>
+      </w:tr>
+      <w:tr>
+        <w:tc>
+          <w:tcPr>
+            <w:tcW w:w="4508" w:type="dxa"/>
+          </w:tcPr>
+          <w:p>
+            <w:pPr>
+              <w:spacing w:after="0" w:line="240" w:lineRule="auto"/>
+              <w:rPr>
+                <w:rFonts w:ascii="Arial" w:eastAsia="Times New Roman" w:hAnsi="Arial" w:cs="Arial"/>
+                <w:color w:val="000000"/>
+                <w:sz w:val="22"/>
+              </w:rPr>
+            </w:pPr>
+            <w:r>
+              <w:rPr>
+                <w:rFonts w:ascii="Arial" w:hAnsi="Arial" w:cs="Arial"/>
+                <w:color w:val="000000"/>
+                <w:sz w:val="22"/>
+              </w:rPr>
+              <w:t>Mai Nguyễn Nam Hải(trưởng nhóm)</w:t>
+            </w:r>
+          </w:p>
+          <w:p>
+            <w:pPr>
+              <w:spacing w:after="0" w:line="360" w:lineRule="auto"/>
+              <w:outlineLvl w:val="0"/>
+              <w:rPr>
+                <w:rFonts w:cs="Times New Roman"/>
+                <w:b/>
+                <w:bCs/>
+                <w:sz w:val="28"/>
+                <w:szCs w:val="28"/>
+                <w:lang w:val="vi-VN"/>
+              </w:rPr>
+            </w:pPr>
+          </w:p>
+        </w:tc>
+        <w:tc>
+          <w:tcPr>
+            <w:tcW w:w="4508" w:type="dxa"/>
+          </w:tcPr>
+          <w:p>
+            <w:pPr>
+              <w:spacing w:after="0" w:line="240" w:lineRule="auto"/>
+              <w:rPr>
+                <w:rFonts w:ascii="Arial Unicode MS" w:eastAsia="Times New Roman" w:hAnsi="Arial Unicode MS" w:cs="Arial"/>
+                <w:color w:val="000000"/>
+                <w:sz w:val="24"/>
+                <w:szCs w:val="24"/>
+              </w:rPr>
+            </w:pPr>
+            <w:r>
+              <w:rPr>
+                <w:rFonts w:ascii="Arial Unicode MS" w:hAnsi="Arial Unicode MS" w:cs="Arial"/>
+                <w:color w:val="000000"/>
+                <w:sz w:val="24"/>
+                <w:szCs w:val="24"/>
+              </w:rPr>
+              <w:t>TcpServerHandler.cs</w:t>
+            </w:r>
+            <w:r>
+              <w:rPr>
+                <w:rFonts w:ascii="Arial" w:hAnsi="Arial" w:cs="Arial"/>
+                <w:color w:val="000000"/>
+                <w:sz w:val="24"/>
+                <w:szCs w:val="24"/>
+              </w:rPr>
+              <w:t xml:space="preserve">, </w:t>
+            </w:r>
+            <w:r>
+              <w:rPr>
+                <w:rFonts w:ascii="Arial Unicode MS" w:hAnsi="Arial Unicode MS" w:cs="Arial"/>
+                <w:color w:val="000000"/>
+                <w:sz w:val="24"/>
+                <w:szCs w:val="24"/>
+              </w:rPr>
+              <w:t>ClientConnection.cs</w:t>
+            </w:r>
+            <w:r>
+              <w:rPr>
+                <w:rFonts w:ascii="Arial" w:hAnsi="Arial" w:cs="Arial"/>
+                <w:color w:val="000000"/>
+                <w:sz w:val="24"/>
+                <w:szCs w:val="24"/>
+              </w:rPr>
+              <w:t xml:space="preserve">, </w:t>
+            </w:r>
+            <w:r>
+              <w:rPr>
+                <w:rFonts w:ascii="Arial Unicode MS" w:hAnsi="Arial Unicode MS" w:cs="Arial"/>
+                <w:color w:val="000000"/>
+                <w:sz w:val="24"/>
+                <w:szCs w:val="24"/>
+              </w:rPr>
+              <w:t>Program.cs, ServerDashboard.cs,</w:t>
+            </w:r>
+          </w:p>
+          <w:p>
+            <w:pPr>
+              <w:spacing w:after="0" w:line="360" w:lineRule="auto"/>
+              <w:outlineLvl w:val="0"/>
+              <w:rPr>
+                <w:rFonts w:cs="Times New Roman"/>
+                <w:b/>
+                <w:bCs/>
+                <w:sz w:val="24"/>
+                <w:szCs w:val="24"/>
+                <w:lang w:val="vi-VN"/>
+              </w:rPr>
+            </w:pPr>
+          </w:p>
+        </w:tc>
+      </w:tr>
+      <w:tr>
+        <w:tc>
+          <w:tcPr>
+            <w:tcW w:w="4508" w:type="dxa"/>
+          </w:tcPr>
+          <w:p>
+            <w:pPr>
+              <w:spacing w:after="0" w:line="240" w:lineRule="auto"/>
+              <w:rPr>
+                <w:rFonts w:ascii="Arial" w:eastAsia="Times New Roman" w:hAnsi="Arial" w:cs="Arial"/>
+                <w:color w:val="000000"/>
+                <w:sz w:val="22"/>
+              </w:rPr>
+            </w:pPr>
+            <w:r>
+              <w:rPr>
+                <w:rFonts w:ascii="Arial" w:hAnsi="Arial" w:cs="Arial"/>
+                <w:color w:val="000000"/>
+                <w:sz w:val="22"/>
+              </w:rPr>
+              <w:t>Nguyễn Tấn Đạt</w:t>
+            </w:r>
+          </w:p>
+          <w:p>
+            <w:pPr>
+              <w:spacing w:after="0" w:line="360" w:lineRule="auto"/>
+              <w:outlineLvl w:val="0"/>
+              <w:rPr>
+                <w:rFonts w:cs="Times New Roman"/>
+                <w:b/>
+                <w:bCs/>
+                <w:sz w:val="28"/>
+                <w:szCs w:val="28"/>
+                <w:lang w:val="vi-VN"/>
+              </w:rPr>
+            </w:pPr>
+          </w:p>
+        </w:tc>
+        <w:tc>
+          <w:tcPr>
+            <w:tcW w:w="4508" w:type="dxa"/>
+          </w:tcPr>
+          <w:p>
+            <w:pPr>
+              <w:spacing w:after="0" w:line="240" w:lineRule="auto"/>
+              <w:rPr>
+                <w:rFonts w:ascii="Arial Unicode MS" w:eastAsia="Times New Roman" w:hAnsi="Arial Unicode MS" w:cs="Arial"/>
+                <w:color w:val="000000"/>
+                <w:sz w:val="24"/>
+                <w:szCs w:val="24"/>
+              </w:rPr>
+            </w:pPr>
+            <w:r>
+              <w:rPr>
+                <w:rFonts w:ascii="Arial Unicode MS" w:hAnsi="Arial Unicode MS" w:cs="Arial"/>
+                <w:color w:val="000000"/>
+                <w:sz w:val="24"/>
+                <w:szCs w:val="24"/>
+              </w:rPr>
+              <w:t>TcpClientHelper.cs</w:t>
+            </w:r>
+            <w:r>
+              <w:rPr>
+                <w:rFonts w:ascii="Arial" w:hAnsi="Arial" w:cs="Arial"/>
+                <w:color w:val="000000"/>
+                <w:sz w:val="24"/>
+                <w:szCs w:val="24"/>
+              </w:rPr>
+              <w:t xml:space="preserve">, </w:t>
+            </w:r>
+            <w:r>
+              <w:rPr>
+                <w:rFonts w:ascii="Arial Unicode MS" w:hAnsi="Arial Unicode MS" w:cs="Arial"/>
+                <w:color w:val="000000"/>
+                <w:sz w:val="24"/>
+                <w:szCs w:val="24"/>
+              </w:rPr>
+              <w:t>MessagePacket.cs</w:t>
+            </w:r>
+            <w:r>
+              <w:rPr>
+                <w:rFonts w:ascii="Arial" w:hAnsi="Arial" w:cs="Arial"/>
+                <w:color w:val="000000"/>
+                <w:sz w:val="24"/>
+                <w:szCs w:val="24"/>
+              </w:rPr>
+              <w:t xml:space="preserve">, </w:t>
+            </w:r>
+            <w:r>
+              <w:rPr>
+                <w:rFonts w:ascii="Arial Unicode MS" w:hAnsi="Arial Unicode MS" w:cs="Arial"/>
+                <w:color w:val="000000"/>
+                <w:sz w:val="24"/>
+                <w:szCs w:val="24"/>
+              </w:rPr>
+              <w:t>JsonParser.cs</w:t>
+            </w:r>
+          </w:p>
+          <w:p>
+            <w:pPr>
+              <w:spacing w:after="0" w:line="360" w:lineRule="auto"/>
+              <w:outlineLvl w:val="0"/>
+              <w:rPr>
+                <w:rFonts w:cs="Times New Roman"/>
+                <w:b/>
+                <w:bCs/>
+                <w:sz w:val="24"/>
+                <w:szCs w:val="24"/>
+                <w:lang w:val="vi-VN"/>
+              </w:rPr>
+            </w:pPr>
+          </w:p>
+        </w:tc>
+      </w:tr>
+      <w:tr>
+        <w:tc>
+          <w:tcPr>
+            <w:tcW w:w="4508" w:type="dxa"/>
+          </w:tcPr>
+          <w:p>
+            <w:pPr>
+              <w:spacing w:after="0" w:line="240" w:lineRule="auto"/>
+              <w:rPr>
+                <w:rFonts w:ascii="Arial" w:eastAsia="Times New Roman" w:hAnsi="Arial" w:cs="Arial"/>
+                <w:color w:val="000000"/>
+                <w:sz w:val="22"/>
+              </w:rPr>
+            </w:pPr>
+            <w:r>
+              <w:rPr>
+                <w:rFonts w:ascii="Arial" w:hAnsi="Arial" w:cs="Arial"/>
+                <w:color w:val="000000"/>
+                <w:sz w:val="22"/>
+              </w:rPr>
+              <w:t>Phạm Minh Tâm</w:t>
+            </w:r>
+          </w:p>
+          <w:p>
+            <w:pPr>
+              <w:spacing w:after="0" w:line="360" w:lineRule="auto"/>
+              <w:outlineLvl w:val="0"/>
+              <w:rPr>
+                <w:rFonts w:cs="Times New Roman"/>
+                <w:b/>
+                <w:bCs/>
+                <w:sz w:val="28"/>
+                <w:szCs w:val="28"/>
+                <w:lang w:val="vi-VN"/>
+              </w:rPr>
+            </w:pPr>
+          </w:p>
+        </w:tc>
+        <w:tc>
+          <w:tcPr>
+            <w:tcW w:w="4508" w:type="dxa"/>
+          </w:tcPr>
+          <w:p>
+            <w:pPr>
+              <w:spacing w:after="0" w:line="240" w:lineRule="auto"/>
+              <w:rPr>
+                <w:rFonts w:ascii="Arial Unicode MS" w:eastAsia="Times New Roman" w:hAnsi="Arial Unicode MS" w:cs="Arial"/>
+                <w:color w:val="000000"/>
+                <w:sz w:val="24"/>
+                <w:szCs w:val="24"/>
+              </w:rPr>
+            </w:pPr>
+            <w:r>
+              <w:rPr>
+                <w:rFonts w:ascii="Arial Unicode MS" w:hAnsi="Arial Unicode MS" w:cs="Arial"/>
+                <w:color w:val="000000"/>
+                <w:sz w:val="24"/>
+                <w:szCs w:val="24"/>
+              </w:rPr>
+              <w:t>MainChatForm.cs</w:t>
+            </w:r>
+            <w:r>
+              <w:rPr>
+                <w:rFonts w:ascii="Arial" w:hAnsi="Arial" w:cs="Arial"/>
+                <w:color w:val="000000"/>
+                <w:sz w:val="24"/>
+                <w:szCs w:val="24"/>
+              </w:rPr>
+              <w:t xml:space="preserve">, </w:t>
+            </w:r>
+            <w:r>
+              <w:rPr>
+                <w:rFonts w:ascii="Arial Unicode MS" w:hAnsi="Arial Unicode MS" w:cs="Arial"/>
+                <w:color w:val="000000"/>
+                <w:sz w:val="24"/>
+                <w:szCs w:val="24"/>
+              </w:rPr>
+              <w:t>ChatBubble.cs</w:t>
+            </w:r>
+            <w:r>
+              <w:rPr>
+                <w:rFonts w:ascii="Arial" w:hAnsi="Arial" w:cs="Arial"/>
+                <w:color w:val="000000"/>
+                <w:sz w:val="24"/>
+                <w:szCs w:val="24"/>
+              </w:rPr>
+              <w:t xml:space="preserve"> (Custom Control), </w:t>
+            </w:r>
+            <w:r>
+              <w:rPr>
+                <w:rFonts w:ascii="Arial Unicode MS" w:hAnsi="Arial Unicode MS" w:cs="Arial"/>
+                <w:color w:val="000000"/>
+                <w:sz w:val="24"/>
+                <w:szCs w:val="24"/>
+              </w:rPr>
+              <w:t>LoginForm.cs,</w:t>
+            </w:r>
+          </w:p>
+          <w:p>
+            <w:pPr>
+              <w:spacing w:after="0" w:line="360" w:lineRule="auto"/>
+              <w:outlineLvl w:val="0"/>
+              <w:rPr>
+                <w:rFonts w:cs="Times New Roman"/>
+                <w:b/>
+                <w:bCs/>
+                <w:sz w:val="24"/>
+                <w:szCs w:val="24"/>
+                <w:lang w:val="vi-VN"/>
+              </w:rPr>
+            </w:pPr>
+          </w:p>
+        </w:tc>
+      </w:tr>
+      <w:tr>
+        <w:tc>
+          <w:tcPr>
+            <w:tcW w:w="4508" w:type="dxa"/>
+          </w:tcPr>
+          <w:p>
+            <w:pPr>
+              <w:spacing w:after="0" w:line="240" w:lineRule="auto"/>
+              <w:rPr>
+                <w:rFonts w:ascii="Arial" w:eastAsia="Times New Roman" w:hAnsi="Arial" w:cs="Arial"/>
+                <w:color w:val="000000"/>
+                <w:sz w:val="22"/>
+              </w:rPr>
+            </w:pPr>
+            <w:r>
+              <w:rPr>
+                <w:rFonts w:ascii="Arial" w:hAnsi="Arial" w:cs="Arial"/>
+                <w:color w:val="000000"/>
+                <w:sz w:val="22"/>
+              </w:rPr>
+              <w:t>Võ Tuấn Nhật</w:t>
+            </w:r>
+          </w:p>
+          <w:p>
+            <w:pPr>
+              <w:spacing w:after="0" w:line="360" w:lineRule="auto"/>
+              <w:outlineLvl w:val="0"/>
+              <w:rPr>
+                <w:rFonts w:cs="Times New Roman"/>
+                <w:b/>
+                <w:bCs/>
+                <w:sz w:val="28"/>
+                <w:szCs w:val="28"/>
+                <w:lang w:val="vi-VN"/>
+              </w:rPr>
+            </w:pPr>
+          </w:p>
+        </w:tc>
+        <w:tc>
+          <w:tcPr>
+            <w:tcW w:w="4508" w:type="dxa"/>
+          </w:tcPr>
+          <w:p>
+            <w:pPr>
+              <w:spacing w:after="0" w:line="240" w:lineRule="auto"/>
+              <w:rPr>
+                <w:rFonts w:ascii="Arial Unicode MS" w:eastAsia="Times New Roman" w:hAnsi="Arial Unicode MS" w:cs="Arial"/>
+                <w:color w:val="000000"/>
+                <w:sz w:val="24"/>
+                <w:szCs w:val="24"/>
+              </w:rPr>
+            </w:pPr>
+            <w:r>
+              <w:rPr>
+                <w:rFonts w:ascii="Arial Unicode MS" w:hAnsi="Arial Unicode MS" w:cs="Arial"/>
+                <w:color w:val="000000"/>
+                <w:sz w:val="24"/>
+                <w:szCs w:val="24"/>
+              </w:rPr>
+              <w:t>DatabaseHelper.cs</w:t>
+            </w:r>
+            <w:r>
+              <w:rPr>
+                <w:rFonts w:ascii="Arial" w:hAnsi="Arial" w:cs="Arial"/>
+                <w:color w:val="000000"/>
+                <w:sz w:val="24"/>
+                <w:szCs w:val="24"/>
+              </w:rPr>
+              <w:t xml:space="preserve">, </w:t>
+            </w:r>
+            <w:r>
+              <w:rPr>
+                <w:rFonts w:ascii="Arial Unicode MS" w:hAnsi="Arial Unicode MS" w:cs="Arial"/>
+                <w:color w:val="000000"/>
+                <w:sz w:val="24"/>
+                <w:szCs w:val="24"/>
+              </w:rPr>
+              <w:t>User.cs</w:t>
+            </w:r>
+            <w:r>
+              <w:rPr>
+                <w:rFonts w:ascii="Arial" w:hAnsi="Arial" w:cs="Arial"/>
+                <w:color w:val="000000"/>
+                <w:sz w:val="24"/>
+                <w:szCs w:val="24"/>
+              </w:rPr>
+              <w:t xml:space="preserve">, </w:t>
+            </w:r>
+            <w:r>
+              <w:rPr>
+                <w:rFonts w:ascii="Arial Unicode MS" w:hAnsi="Arial Unicode MS" w:cs="Arial"/>
+                <w:color w:val="000000"/>
+                <w:sz w:val="24"/>
+                <w:szCs w:val="24"/>
+              </w:rPr>
+              <w:t>chat_database.db</w:t>
+            </w:r>
+          </w:p>
+          <w:p>
+            <w:pPr>
+              <w:spacing w:after="0" w:line="360" w:lineRule="auto"/>
+              <w:outlineLvl w:val="0"/>
+              <w:rPr>
+                <w:rFonts w:cs="Times New Roman"/>
+                <w:b/>
+                <w:bCs/>
+                <w:sz w:val="24"/>
+                <w:szCs w:val="24"/>
+                <w:lang w:val="vi-VN"/>
+              </w:rPr>
+            </w:pPr>
+          </w:p>
+        </w:tc>
+      </w:tr>
+      <w:tr>
+        <w:tc>
+          <w:tcPr>
+            <w:tcW w:w="4508" w:type="dxa"/>
+          </w:tcPr>
+          <w:p>
+            <w:pPr>
+              <w:spacing w:after="0" w:line="240" w:lineRule="auto"/>
+              <w:rPr>
+                <w:rFonts w:ascii="Arial" w:eastAsia="Times New Roman" w:hAnsi="Arial" w:cs="Arial"/>
+                <w:color w:val="000000"/>
+                <w:sz w:val="22"/>
+              </w:rPr>
+            </w:pPr>
+            <w:r>
+              <w:rPr>
+                <w:rFonts w:ascii="Arial" w:hAnsi="Arial" w:cs="Arial"/>
+                <w:color w:val="000000"/>
+                <w:sz w:val="22"/>
+              </w:rPr>
+              <w:t>Phan Nhất Viên</w:t>
+            </w:r>
+          </w:p>
+          <w:p>
+            <w:pPr>
+              <w:spacing w:after="0" w:line="360" w:lineRule="auto"/>
+              <w:outlineLvl w:val="0"/>
+              <w:rPr>
+                <w:rFonts w:cs="Times New Roman"/>
+                <w:b/>
+                <w:bCs/>
+                <w:sz w:val="28"/>
+                <w:szCs w:val="28"/>
+                <w:lang w:val="vi-VN"/>
+              </w:rPr>
+            </w:pPr>
+          </w:p>
+        </w:tc>
+        <w:tc>
+          <w:tcPr>
+            <w:tcW w:w="4508" w:type="dxa"/>
+          </w:tcPr>
+          <w:p>
+            <w:pPr>
+              <w:spacing w:after="0" w:line="240" w:lineRule="auto"/>
+              <w:rPr>
+                <w:rFonts w:ascii="Arial Unicode MS" w:eastAsia="Times New Roman" w:hAnsi="Arial Unicode MS" w:cs="Arial"/>
+                <w:color w:val="000000"/>
+                <w:sz w:val="24"/>
+                <w:szCs w:val="24"/>
+              </w:rPr>
+            </w:pPr>
+            <w:r>
+              <w:rPr>
+                <w:rFonts w:ascii="Arial Unicode MS" w:hAnsi="Arial Unicode MS" w:cs="Arial"/>
+                <w:color w:val="000000"/>
+                <w:sz w:val="24"/>
+                <w:szCs w:val="24"/>
+              </w:rPr>
+              <w:t>Constants.cs, PPTX,DOCX</w:t>
+            </w:r>
+          </w:p>
+          <w:p>
+            <w:pPr>
+              <w:spacing w:after="0" w:line="360" w:lineRule="auto"/>
+              <w:outlineLvl w:val="0"/>
+              <w:rPr>
+                <w:rFonts w:cs="Times New Roman"/>
+                <w:b/>
+                <w:bCs/>
+                <w:sz w:val="24"/>
+                <w:szCs w:val="24"/>
+                <w:lang w:val="vi-VN"/>
+              </w:rPr>
+            </w:pPr>
+          </w:p>
+        </w:tc>
+      </w:tr>
+    </w:tbl>
+    <w:p>
+      <w:pPr>
+        <w:spacing w:after="0" w:line="360" w:lineRule="auto"/>
+        <w:outlineLvl w:val="0"/>
+        <w:rPr>
+          <w:rFonts w:cs="Times New Roman"/>
+          <w:b/>
+          <w:bCs/>
+          <w:sz w:val="28"/>
+          <w:szCs w:val="28"/>
+          <w:lang w:val="vi-VN"/>
+        </w:rPr>
+      </w:pPr>
+    </w:p>
+    <w:p>
+      <w:pPr>
+        <w:spacing w:after="0" w:line="240" w:lineRule="auto"/>
+        <w:rPr>
+          <w:rFonts w:eastAsiaTheme="majorEastAsia" w:cs="Times New Roman"/>
+          <w:b/>
+          <w:bCs/>
+          <w:color w:val="2F5496" w:themeColor="accent1" w:themeShade="BF"/>
+          <w:sz w:val="28"/>
+          <w:szCs w:val="28"/>
+        </w:rPr>
+      </w:pPr>
+      <w:r>
+        <w:rPr>
+          <w:rFonts w:cs="Times New Roman"/>
+          <w:b/>
+          <w:bCs/>
+          <w:sz w:val="28"/>
+          <w:szCs w:val="28"/>
+        </w:rPr>
+        <w:br w:type="page"/>
+      </w:r>
     </w:p>
     <w:p>
       <w:pPr>
@@ -4034,6 +4720,7 @@
           <w:bCs/>
           <w:sz w:val="28"/>
           <w:szCs w:val="28"/>
+          <w:lang w:val="vi-VN"/>
         </w:rPr>
       </w:pPr>
       <w:r>
@@ -9400,7 +10087,7 @@
         <w:rPr>
           <w:lang w:val="vi-VN"/>
         </w:rPr>
-        <w:t xml:space="preserve"> bắt lỗi đăng nhập).</w:t>
+        <w:t xml:space="preserve"> bắt lỗi đăng nhập.</w:t>
       </w:r>
       <w:bookmarkEnd w:id="21"/>
     </w:p>
@@ -10458,6 +11145,7 @@
                 <w:rFonts w:cs="Times New Roman"/>
                 <w:sz w:val="28"/>
                 <w:szCs w:val="28"/>
+                <w:lang w:val="vi-VN"/>
               </w:rPr>
             </w:pPr>
             <w:r>
@@ -17318,6 +18006,7 @@
   <w:style w:type="character" w:default="1" w:styleId="Phngmcinhcuaoanvn">
     <w:name w:val="Default Paragraph Font"/>
     <w:uiPriority w:val="1"/>
+    <w:semiHidden/>
     <w:unhideWhenUsed/>
   </w:style>
   <w:style w:type="table" w:default="1" w:styleId="BangThngthng">
@@ -18084,6 +18773,10 @@
 </file>
 
 <file path=customXml/item1.xml><?xml version="1.0" encoding="utf-8"?>
+<b:Sources xmlns:b="http://schemas.openxmlformats.org/officeDocument/2006/bibliography" xmlns="http://schemas.openxmlformats.org/officeDocument/2006/bibliography" SelectedStyle="\APASixthEditionOfficeOnline.xsl" StyleName="APA" Version="6"/>
+</file>
+
+<file path=customXml/item2.xml><?xml version="1.0" encoding="utf-8"?>
 <s:customData xmlns="http://www.wps.cn/officeDocument/2013/wpsCustomData" xmlns:s="http://www.wps.cn/officeDocument/2013/wpsCustomData">
   <customSectProps>
     <customSectPr/>
@@ -18094,22 +18787,18 @@
 </s:customData>
 </file>
 
-<file path=customXml/item2.xml><?xml version="1.0" encoding="utf-8"?>
-<b:Sources xmlns:b="http://schemas.openxmlformats.org/officeDocument/2006/bibliography" xmlns="http://schemas.openxmlformats.org/officeDocument/2006/bibliography" SelectedStyle="\APASixthEditionOfficeOnline.xsl" StyleName="APA" Version="6"/>
+<file path=customXml/itemProps1.xml><?xml version="1.0" encoding="utf-8"?>
+<ds:datastoreItem xmlns:ds="http://schemas.openxmlformats.org/officeDocument/2006/customXml" ds:itemID="{CDE5E590-A2BB-4F3A-8C20-9FFF9B519E04}">
+  <ds:schemaRefs>
+    <ds:schemaRef ds:uri="http://schemas.openxmlformats.org/officeDocument/2006/bibliography"/>
+  </ds:schemaRefs>
+</ds:datastoreItem>
 </file>
 
-<file path=customXml/itemProps1.xml><?xml version="1.0" encoding="utf-8"?>
+<file path=customXml/itemProps2.xml><?xml version="1.0" encoding="utf-8"?>
 <ds:datastoreItem xmlns:ds="http://schemas.openxmlformats.org/officeDocument/2006/customXml" ds:itemID="{B1977F7D-205B-4081-913C-38D41E755F92}">
   <ds:schemaRefs>
     <ds:schemaRef ds:uri="http://www.wps.cn/officeDocument/2013/wpsCustomData"/>
   </ds:schemaRefs>
 </ds:datastoreItem>
-</file>
-
-<file path=customXml/itemProps2.xml><?xml version="1.0" encoding="utf-8"?>
-<ds:datastoreItem xmlns:ds="http://schemas.openxmlformats.org/officeDocument/2006/customXml" ds:itemID="{CDE5E590-A2BB-4F3A-8C20-9FFF9B519E04}">
-  <ds:schemaRefs>
-    <ds:schemaRef ds:uri="http://schemas.openxmlformats.org/officeDocument/2006/bibliography"/>
-  </ds:schemaRefs>
-</ds:datastoreItem>
 </file>